--- a/06-学生侧材料/讲义/结构化学/原子结构/第八讲原子结构（三）-超级充实融合版.docx
+++ b/06-学生侧材料/讲义/结构化学/原子结构/第八讲原子结构（三）-超级充实融合版.docx
@@ -4519,16 +4519,22 @@
                 <w:rFonts w:ascii="Times New Roman" w:hAnsi="Times New Roman" w:eastAsia="Times New Roman" w:cs="Times New Roman"/>
                 <w:b/>
               </w:rPr>
-              <w:t xml:space="preserve"> n</w:t>
-            </w:r>
-            <w:r>
-              <w:rPr>
-                <w:rFonts w:ascii="Times New Roman" w:hAnsi="Times New Roman" w:eastAsia="Times New Roman" w:cs="Times New Roman"/>
-                <w:b/>
-                <w:vertAlign w:val="subscript"/>
-              </w:rPr>
-              <w:t>1</w:t>
-            </w:r>
+              <w:t xml:space="preserve"> </w:t>
+            </w:r>
+            <m:oMath>
+              <m:sSub>
+                <m:e>
+                  <m:r>
+                    <m:t>n</m:t>
+                  </m:r>
+                </m:e>
+                <m:sub>
+                  <m:r>
+                    <m:t>1</m:t>
+                  </m:r>
+                </m:sub>
+              </m:sSub>
+            </m:oMath>
           </w:p>
         </w:tc>
         <w:tc>
@@ -5974,41 +5980,107 @@
         <w:rPr>
           <w:rFonts w:ascii="Times New Roman" w:hAnsi="Times New Roman" w:eastAsia="Times New Roman" w:cs="Times New Roman"/>
         </w:rPr>
-        <w:t xml:space="preserve"> He</w:t>
-      </w:r>
-      <w:r>
-        <w:rPr>
-          <w:rFonts w:ascii="Times New Roman" w:hAnsi="Times New Roman" w:eastAsia="Times New Roman" w:cs="Times New Roman"/>
-          <w:vertAlign w:val="superscript"/>
-        </w:rPr>
-        <w:t>+</w:t>
-      </w:r>
-      <w:r>
-        <w:rPr>
-          <w:rFonts w:ascii="Times New Roman" w:hAnsi="Times New Roman" w:eastAsia="Times New Roman" w:cs="Times New Roman"/>
-        </w:rPr>
-        <w:t xml:space="preserve"> 、 Li</w:t>
-      </w:r>
-      <w:r>
-        <w:rPr>
-          <w:rFonts w:ascii="Times New Roman" w:hAnsi="Times New Roman" w:eastAsia="Times New Roman" w:cs="Times New Roman"/>
-          <w:vertAlign w:val="superscript"/>
-        </w:rPr>
-        <w:t>2+</w:t>
-      </w:r>
-      <w:r>
-        <w:rPr>
-          <w:rFonts w:ascii="Times New Roman" w:hAnsi="Times New Roman" w:eastAsia="Times New Roman" w:cs="Times New Roman"/>
-        </w:rPr>
-        <w:t xml:space="preserve"> 、 B</w:t>
-      </w:r>
-      <w:r>
-        <w:rPr>
-          <w:rFonts w:ascii="Times New Roman" w:hAnsi="Times New Roman" w:eastAsia="Times New Roman" w:cs="Times New Roman"/>
-          <w:vertAlign w:val="superscript"/>
-        </w:rPr>
-        <w:t>3+</w:t>
-      </w:r>
+        <w:t xml:space="preserve"> </w:t>
+      </w:r>
+      <m:oMath>
+        <m:r>
+          <m:t>H</m:t>
+        </m:r>
+        <m:sSup>
+          <m:e>
+            <m:r>
+              <m:t>e</m:t>
+            </m:r>
+          </m:e>
+          <m:sup>
+            <m:r>
+              <m:rPr>
+                <m:sty m:val="p"/>
+              </m:rPr>
+              <m:t>+</m:t>
+            </m:r>
+          </m:sup>
+        </m:sSup>
+      </m:oMath>
+      <w:r>
+        <w:rPr>
+          <w:rFonts w:ascii="Times New Roman" w:hAnsi="Times New Roman" w:eastAsia="Times New Roman" w:cs="Times New Roman"/>
+        </w:rPr>
+        <w:t xml:space="preserve"> </w:t>
+      </w:r>
+      <w:r>
+        <w:rPr>
+          <w:rFonts w:ascii="Times New Roman" w:hAnsi="Times New Roman" w:eastAsia="Times New Roman" w:cs="Times New Roman"/>
+        </w:rPr>
+        <w:t xml:space="preserve">、</w:t>
+      </w:r>
+      <w:r>
+        <w:rPr>
+          <w:rFonts w:ascii="Times New Roman" w:hAnsi="Times New Roman" w:eastAsia="Times New Roman" w:cs="Times New Roman"/>
+        </w:rPr>
+        <w:t xml:space="preserve"> </w:t>
+      </w:r>
+      <m:oMath>
+        <m:r>
+          <m:t>L</m:t>
+        </m:r>
+        <m:sSup>
+          <m:e>
+            <m:r>
+              <m:t>i</m:t>
+            </m:r>
+          </m:e>
+          <m:sup>
+            <m:r>
+              <m:t>2</m:t>
+            </m:r>
+            <m:r>
+              <m:rPr>
+                <m:sty m:val="p"/>
+              </m:rPr>
+              <m:t>+</m:t>
+            </m:r>
+          </m:sup>
+        </m:sSup>
+      </m:oMath>
+      <w:r>
+        <w:rPr>
+          <w:rFonts w:ascii="Times New Roman" w:hAnsi="Times New Roman" w:eastAsia="Times New Roman" w:cs="Times New Roman"/>
+        </w:rPr>
+        <w:t xml:space="preserve"> </w:t>
+      </w:r>
+      <w:r>
+        <w:rPr>
+          <w:rFonts w:ascii="Times New Roman" w:hAnsi="Times New Roman" w:eastAsia="Times New Roman" w:cs="Times New Roman"/>
+        </w:rPr>
+        <w:t xml:space="preserve">、</w:t>
+      </w:r>
+      <w:r>
+        <w:rPr>
+          <w:rFonts w:ascii="Times New Roman" w:hAnsi="Times New Roman" w:eastAsia="Times New Roman" w:cs="Times New Roman"/>
+        </w:rPr>
+        <w:t xml:space="preserve"> </w:t>
+      </w:r>
+      <m:oMath>
+        <m:sSup>
+          <m:e>
+            <m:r>
+              <m:t>B</m:t>
+            </m:r>
+          </m:e>
+          <m:sup>
+            <m:r>
+              <m:t>3</m:t>
+            </m:r>
+            <m:r>
+              <m:rPr>
+                <m:sty m:val="p"/>
+              </m:rPr>
+              <m:t>+</m:t>
+            </m:r>
+          </m:sup>
+        </m:sSup>
+      </m:oMath>
       <w:r>
         <w:rPr>
           <w:rFonts w:ascii="Times New Roman" w:hAnsi="Times New Roman" w:eastAsia="Times New Roman" w:cs="Times New Roman"/>
@@ -18380,15 +18452,22 @@
         <w:rPr>
           <w:rFonts w:ascii="Times New Roman" w:hAnsi="Times New Roman" w:eastAsia="Times New Roman" w:cs="Times New Roman"/>
         </w:rPr>
-        <w:t xml:space="preserve"> R</w:t>
-      </w:r>
-      <w:r>
-        <w:rPr>
-          <w:rFonts w:ascii="Times New Roman" w:hAnsi="Times New Roman" w:eastAsia="Times New Roman" w:cs="Times New Roman"/>
-          <w:vertAlign w:val="superscript"/>
-        </w:rPr>
-        <w:t>2</w:t>
-      </w:r>
+        <w:t xml:space="preserve"> </w:t>
+      </w:r>
+      <m:oMath>
+        <m:sSup>
+          <m:e>
+            <m:r>
+              <m:t>R</m:t>
+            </m:r>
+          </m:e>
+          <m:sup>
+            <m:r>
+              <m:t>2</m:t>
+            </m:r>
+          </m:sup>
+        </m:sSup>
+      </m:oMath>
       <w:r>
         <w:rPr>
           <w:rFonts w:ascii="Times New Roman" w:hAnsi="Times New Roman" w:eastAsia="Times New Roman" w:cs="Times New Roman"/>
@@ -20458,11 +20537,28 @@
         </w:rPr>
         <w:t xml:space="preserve"> </w:t>
       </w:r>
-      <w:r>
-        <w:rPr>
-          <w:rFonts w:hint="eastAsia" w:ascii="Times New Roman" w:hAnsi="Times New Roman" w:eastAsia="Times New Roman" w:cs="Times New Roman"/>
-        </w:rPr>
-        <w:t>Z*，</w:t>
+      <m:oMath>
+        <m:sSup>
+          <m:e>
+            <m:r>
+              <m:t>Z</m:t>
+            </m:r>
+          </m:e>
+          <m:sup>
+            <m:r>
+              <m:rPr>
+                <m:sty m:val="p"/>
+              </m:rPr>
+              <m:t>*</m:t>
+            </m:r>
+          </m:sup>
+        </m:sSup>
+      </m:oMath>
+      <w:r>
+        <w:rPr>
+          <w:rFonts w:hint="eastAsia" w:ascii="Times New Roman" w:hAnsi="Times New Roman" w:eastAsia="Times New Roman" w:cs="Times New Roman"/>
+        </w:rPr>
+        <w:t>，</w:t>
       </w:r>
       <w:r>
         <w:rPr>
@@ -22028,7 +22124,36 @@
         <w:rPr>
           <w:rFonts w:ascii="Times New Roman" w:hAnsi="Times New Roman" w:eastAsia="Times New Roman" w:cs="Times New Roman"/>
         </w:rPr>
-        <w:t xml:space="preserve"> Z* , </w:t>
+        <w:t xml:space="preserve"> </w:t>
+      </w:r>
+      <m:oMath>
+        <m:sSup>
+          <m:e>
+            <m:r>
+              <m:t>Z</m:t>
+            </m:r>
+          </m:e>
+          <m:sup>
+            <m:r>
+              <m:rPr>
+                <m:sty m:val="p"/>
+              </m:rPr>
+              <m:t>*</m:t>
+            </m:r>
+          </m:sup>
+        </m:sSup>
+      </m:oMath>
+      <w:r>
+        <w:rPr>
+          <w:rFonts w:ascii="Times New Roman" w:hAnsi="Times New Roman" w:eastAsia="Times New Roman" w:cs="Times New Roman"/>
+        </w:rPr>
+        <w:t xml:space="preserve"> </w:t>
+      </w:r>
+      <w:r>
+        <w:rPr>
+          <w:rFonts w:ascii="Times New Roman" w:hAnsi="Times New Roman" w:eastAsia="Times New Roman" w:cs="Times New Roman"/>
+        </w:rPr>
+        <w:t xml:space="preserve">, </w:t>
       </w:r>
       <w:r>
         <w:rPr>
@@ -30980,20 +31105,36 @@
         <w:rPr>
           <w:rFonts w:ascii="Times New Roman" w:hAnsi="Times New Roman" w:eastAsia="Times New Roman" w:cs="Times New Roman"/>
         </w:rPr>
-        <w:t xml:space="preserve"> XO</w:t>
-      </w:r>
-      <w:r>
-        <w:rPr>
-          <w:rFonts w:ascii="Times New Roman" w:hAnsi="Times New Roman" w:eastAsia="Times New Roman" w:cs="Times New Roman"/>
-          <w:vertAlign w:val="subscript"/>
-        </w:rPr>
-        <w:t>4</w:t>
-      </w:r>
-      <w:r>
-        <w:rPr>
-          <w:rFonts w:ascii="Times New Roman" w:hAnsi="Times New Roman" w:eastAsia="Times New Roman" w:cs="Times New Roman"/>
-        </w:rPr>
-        <w:t xml:space="preserve"> , </w:t>
+        <w:t xml:space="preserve"> </w:t>
+      </w:r>
+      <m:oMath>
+        <m:r>
+          <m:t>X</m:t>
+        </m:r>
+        <m:sSub>
+          <m:e>
+            <m:r>
+              <m:t>O</m:t>
+            </m:r>
+          </m:e>
+          <m:sub>
+            <m:r>
+              <m:t>4</m:t>
+            </m:r>
+          </m:sub>
+        </m:sSub>
+      </m:oMath>
+      <w:r>
+        <w:rPr>
+          <w:rFonts w:ascii="Times New Roman" w:hAnsi="Times New Roman" w:eastAsia="Times New Roman" w:cs="Times New Roman"/>
+        </w:rPr>
+        <w:t xml:space="preserve"> </w:t>
+      </w:r>
+      <w:r>
+        <w:rPr>
+          <w:rFonts w:ascii="Times New Roman" w:hAnsi="Times New Roman" w:eastAsia="Times New Roman" w:cs="Times New Roman"/>
+        </w:rPr>
+        <w:t xml:space="preserve">, </w:t>
       </w:r>
       <w:r>
         <w:rPr>

--- a/06-学生侧材料/讲义/结构化学/原子结构/第八讲原子结构（三）-超级充实融合版.docx
+++ b/06-学生侧材料/讲义/结构化学/原子结构/第八讲原子结构（三）-超级充实融合版.docx
@@ -36376,7 +36376,13 @@
               <w:rPr>
                 <w:rFonts w:ascii="Times New Roman" w:hAnsi="Times New Roman" w:eastAsia="Times New Roman" w:cs="Times New Roman"/>
               </w:rPr>
-              <w:t xml:space="preserve">R_{n,l}(r) </w:t>
+              <w:t xml:space="preserve">$R_{n$</w:t>
+            </w:r>
+            <w:r>
+              <w:rPr>
+                <w:rFonts w:ascii="Times New Roman" w:hAnsi="Times New Roman" w:eastAsia="Times New Roman" w:cs="Times New Roman"/>
+              </w:rPr>
+              <w:t xml:space="preserve">,l}(r) </w:t>
             </w:r>
             <w:r>
               <w:rPr>

--- a/06-学生侧材料/讲义/结构化学/原子结构/第八讲原子结构（三）-超级充实融合版.docx
+++ b/06-学生侧材料/讲义/结构化学/原子结构/第八讲原子结构（三）-超级充实融合版.docx
@@ -36372,17 +36372,49 @@
               <w:pStyle w:val="Compact"/>
               <w:jc w:val="center"/>
             </w:pPr>
-            <w:r>
-              <w:rPr>
-                <w:rFonts w:ascii="Times New Roman" w:hAnsi="Times New Roman" w:eastAsia="Times New Roman" w:cs="Times New Roman"/>
-              </w:rPr>
-              <w:t xml:space="preserve">$R_{n$</w:t>
-            </w:r>
-            <w:r>
-              <w:rPr>
-                <w:rFonts w:ascii="Times New Roman" w:hAnsi="Times New Roman" w:eastAsia="Times New Roman" w:cs="Times New Roman"/>
-              </w:rPr>
-              <w:t xml:space="preserve">,l}(r) </w:t>
+            <m:oMath>
+              <m:sSub>
+                <m:e>
+                  <m:r>
+                    <m:t>R</m:t>
+                  </m:r>
+                </m:e>
+                <m:sub>
+                  <m:r>
+                    <m:t>n</m:t>
+                  </m:r>
+                  <m:r>
+                    <m:rPr>
+                      <m:sty m:val="p"/>
+                    </m:rPr>
+                    <m:t>,</m:t>
+                  </m:r>
+                  <m:r>
+                    <m:t>l</m:t>
+                  </m:r>
+                </m:sub>
+              </m:sSub>
+              <m:r>
+                <m:rPr>
+                  <m:sty m:val="p"/>
+                </m:rPr>
+                <m:t>(</m:t>
+              </m:r>
+              <m:r>
+                <m:t>r</m:t>
+              </m:r>
+              <m:r>
+                <m:rPr>
+                  <m:sty m:val="p"/>
+                </m:rPr>
+                <m:t>)</m:t>
+              </m:r>
+            </m:oMath>
+            <w:r>
+              <w:rPr>
+                <w:rFonts w:ascii="Times New Roman" w:hAnsi="Times New Roman" w:eastAsia="Times New Roman" w:cs="Times New Roman"/>
+              </w:rPr>
+              <w:t xml:space="preserve"> </w:t>
             </w:r>
             <w:r>
               <w:rPr>

--- a/06-学生侧材料/讲义/结构化学/原子结构/第八讲原子结构（三）-超级充实融合版.docx
+++ b/06-学生侧材料/讲义/结构化学/原子结构/第八讲原子结构（三）-超级充实融合版.docx
@@ -21234,379 +21234,379 @@
       <w:r>
         <w:rPr>
           <w:rStyle w:val="VerbatimChar"/>
-          <w:rFonts w:hint="eastAsia" w:ascii="Times New Roman" w:hAnsi="Times New Roman" w:eastAsia="FangSong" w:cs="Times New Roman"/>
+          <w:rFonts w:ascii="SimSun" w:hAnsi="SimSun" w:eastAsia="SimSun" w:cs="SimSun"/>
         </w:rPr>
         <w:t>第一能级组</w:t>
       </w:r>
       <w:r>
         <w:rPr>
           <w:rStyle w:val="VerbatimChar"/>
-          <w:rFonts w:hint="eastAsia" w:ascii="Times New Roman" w:hAnsi="Times New Roman" w:eastAsia="Times New Roman" w:cs="Times New Roman"/>
+          <w:rFonts w:ascii="SimSun" w:hAnsi="SimSun" w:eastAsia="SimSun" w:cs="SimSun"/>
         </w:rPr>
         <w:t>：1s</w:t>
       </w:r>
       <w:r>
         <w:rPr>
           <w:rStyle w:val="VerbatimChar"/>
-          <w:rFonts w:ascii="Times New Roman" w:hAnsi="Times New Roman" w:eastAsia="Times New Roman" w:cs="Times New Roman"/>
+          <w:rFonts w:ascii="SimSun" w:hAnsi="SimSun" w:eastAsia="SimSun" w:cs="SimSun"/>
         </w:rPr>
         <w:t xml:space="preserve">                  → </w:t>
       </w:r>
       <w:r>
         <w:rPr>
           <w:rStyle w:val="VerbatimChar"/>
-          <w:rFonts w:hint="eastAsia" w:ascii="Times New Roman" w:hAnsi="Times New Roman" w:eastAsia="FangSong" w:cs="Times New Roman"/>
+          <w:rFonts w:ascii="SimSun" w:hAnsi="SimSun" w:eastAsia="SimSun" w:cs="SimSun"/>
         </w:rPr>
         <w:t>第一周期</w:t>
       </w:r>
       <w:r>
         <w:rPr>
           <w:rStyle w:val="VerbatimChar"/>
-          <w:rFonts w:hint="eastAsia" w:ascii="Times New Roman" w:hAnsi="Times New Roman" w:eastAsia="Times New Roman" w:cs="Times New Roman"/>
+          <w:rFonts w:ascii="SimSun" w:hAnsi="SimSun" w:eastAsia="SimSun" w:cs="SimSun"/>
         </w:rPr>
         <w:t>（2</w:t>
       </w:r>
       <w:r>
         <w:rPr>
           <w:rStyle w:val="VerbatimChar"/>
-          <w:rFonts w:hint="eastAsia" w:ascii="Times New Roman" w:hAnsi="Times New Roman" w:eastAsia="FangSong" w:cs="Times New Roman"/>
+          <w:rFonts w:ascii="SimSun" w:hAnsi="SimSun" w:eastAsia="SimSun" w:cs="SimSun"/>
         </w:rPr>
         <w:t>种</w:t>
       </w:r>
       <w:r>
         <w:rPr>
           <w:rStyle w:val="VerbatimChar"/>
-          <w:rFonts w:hint="eastAsia" w:ascii="Times New Roman" w:hAnsi="Times New Roman" w:eastAsia="Times New Roman" w:cs="Times New Roman"/>
+          <w:rFonts w:ascii="SimSun" w:hAnsi="SimSun" w:eastAsia="SimSun" w:cs="SimSun"/>
         </w:rPr>
         <w:t>）</w:t>
       </w:r>
       <w:r>
         <w:rPr>
-          <w:rFonts w:ascii="Times New Roman" w:hAnsi="Times New Roman" w:eastAsia="Times New Roman" w:cs="Times New Roman"/>
+          <w:rFonts w:ascii="SimSun" w:hAnsi="SimSun" w:eastAsia="SimSun" w:cs="SimSun"/>
         </w:rPr>
         <w:br/>
       </w:r>
       <w:r>
         <w:rPr>
           <w:rStyle w:val="VerbatimChar"/>
-          <w:rFonts w:hint="eastAsia" w:ascii="Times New Roman" w:hAnsi="Times New Roman" w:eastAsia="FangSong" w:cs="Times New Roman"/>
+          <w:rFonts w:ascii="SimSun" w:hAnsi="SimSun" w:eastAsia="SimSun" w:cs="SimSun"/>
         </w:rPr>
         <w:t>第二能级组</w:t>
       </w:r>
       <w:r>
         <w:rPr>
           <w:rStyle w:val="VerbatimChar"/>
-          <w:rFonts w:hint="eastAsia" w:ascii="Times New Roman" w:hAnsi="Times New Roman" w:eastAsia="Times New Roman" w:cs="Times New Roman"/>
+          <w:rFonts w:ascii="SimSun" w:hAnsi="SimSun" w:eastAsia="SimSun" w:cs="SimSun"/>
         </w:rPr>
         <w:t>：2s</w:t>
       </w:r>
       <w:r>
         <w:rPr>
           <w:rStyle w:val="VerbatimChar"/>
-          <w:rFonts w:ascii="Times New Roman" w:hAnsi="Times New Roman" w:eastAsia="Times New Roman" w:cs="Times New Roman"/>
+          <w:rFonts w:ascii="SimSun" w:hAnsi="SimSun" w:eastAsia="SimSun" w:cs="SimSun"/>
         </w:rPr>
         <w:t xml:space="preserve"> → 2p             → </w:t>
       </w:r>
       <w:r>
         <w:rPr>
           <w:rStyle w:val="VerbatimChar"/>
-          <w:rFonts w:hint="eastAsia" w:ascii="Times New Roman" w:hAnsi="Times New Roman" w:eastAsia="FangSong" w:cs="Times New Roman"/>
+          <w:rFonts w:ascii="SimSun" w:hAnsi="SimSun" w:eastAsia="SimSun" w:cs="SimSun"/>
         </w:rPr>
         <w:t>第二周期</w:t>
       </w:r>
       <w:r>
         <w:rPr>
           <w:rStyle w:val="VerbatimChar"/>
-          <w:rFonts w:hint="eastAsia" w:ascii="Times New Roman" w:hAnsi="Times New Roman" w:eastAsia="Times New Roman" w:cs="Times New Roman"/>
+          <w:rFonts w:ascii="SimSun" w:hAnsi="SimSun" w:eastAsia="SimSun" w:cs="SimSun"/>
         </w:rPr>
         <w:t>（8</w:t>
       </w:r>
       <w:r>
         <w:rPr>
           <w:rStyle w:val="VerbatimChar"/>
-          <w:rFonts w:hint="eastAsia" w:ascii="Times New Roman" w:hAnsi="Times New Roman" w:eastAsia="FangSong" w:cs="Times New Roman"/>
+          <w:rFonts w:ascii="SimSun" w:hAnsi="SimSun" w:eastAsia="SimSun" w:cs="SimSun"/>
         </w:rPr>
         <w:t>种</w:t>
       </w:r>
       <w:r>
         <w:rPr>
           <w:rStyle w:val="VerbatimChar"/>
-          <w:rFonts w:hint="eastAsia" w:ascii="Times New Roman" w:hAnsi="Times New Roman" w:eastAsia="Times New Roman" w:cs="Times New Roman"/>
+          <w:rFonts w:ascii="SimSun" w:hAnsi="SimSun" w:eastAsia="SimSun" w:cs="SimSun"/>
         </w:rPr>
         <w:t>）</w:t>
       </w:r>
       <w:r>
         <w:rPr>
-          <w:rFonts w:ascii="Times New Roman" w:hAnsi="Times New Roman" w:eastAsia="Times New Roman" w:cs="Times New Roman"/>
+          <w:rFonts w:ascii="SimSun" w:hAnsi="SimSun" w:eastAsia="SimSun" w:cs="SimSun"/>
         </w:rPr>
         <w:br/>
       </w:r>
       <w:r>
         <w:rPr>
           <w:rStyle w:val="VerbatimChar"/>
-          <w:rFonts w:hint="eastAsia" w:ascii="Times New Roman" w:hAnsi="Times New Roman" w:eastAsia="FangSong" w:cs="Times New Roman"/>
+          <w:rFonts w:ascii="SimSun" w:hAnsi="SimSun" w:eastAsia="SimSun" w:cs="SimSun"/>
         </w:rPr>
         <w:t>第三能级组</w:t>
       </w:r>
       <w:r>
         <w:rPr>
           <w:rStyle w:val="VerbatimChar"/>
-          <w:rFonts w:hint="eastAsia" w:ascii="Times New Roman" w:hAnsi="Times New Roman" w:eastAsia="Times New Roman" w:cs="Times New Roman"/>
+          <w:rFonts w:ascii="SimSun" w:hAnsi="SimSun" w:eastAsia="SimSun" w:cs="SimSun"/>
         </w:rPr>
         <w:t>：3s</w:t>
       </w:r>
       <w:r>
         <w:rPr>
           <w:rStyle w:val="VerbatimChar"/>
-          <w:rFonts w:ascii="Times New Roman" w:hAnsi="Times New Roman" w:eastAsia="Times New Roman" w:cs="Times New Roman"/>
+          <w:rFonts w:ascii="SimSun" w:hAnsi="SimSun" w:eastAsia="SimSun" w:cs="SimSun"/>
         </w:rPr>
         <w:t xml:space="preserve"> → 3p             → </w:t>
       </w:r>
       <w:r>
         <w:rPr>
           <w:rStyle w:val="VerbatimChar"/>
-          <w:rFonts w:hint="eastAsia" w:ascii="Times New Roman" w:hAnsi="Times New Roman" w:eastAsia="FangSong" w:cs="Times New Roman"/>
+          <w:rFonts w:ascii="SimSun" w:hAnsi="SimSun" w:eastAsia="SimSun" w:cs="SimSun"/>
         </w:rPr>
         <w:t>第三周期</w:t>
       </w:r>
       <w:r>
         <w:rPr>
           <w:rStyle w:val="VerbatimChar"/>
-          <w:rFonts w:hint="eastAsia" w:ascii="Times New Roman" w:hAnsi="Times New Roman" w:eastAsia="Times New Roman" w:cs="Times New Roman"/>
+          <w:rFonts w:ascii="SimSun" w:hAnsi="SimSun" w:eastAsia="SimSun" w:cs="SimSun"/>
         </w:rPr>
         <w:t>（8</w:t>
       </w:r>
       <w:r>
         <w:rPr>
           <w:rStyle w:val="VerbatimChar"/>
-          <w:rFonts w:hint="eastAsia" w:ascii="Times New Roman" w:hAnsi="Times New Roman" w:eastAsia="FangSong" w:cs="Times New Roman"/>
+          <w:rFonts w:ascii="SimSun" w:hAnsi="SimSun" w:eastAsia="SimSun" w:cs="SimSun"/>
         </w:rPr>
         <w:t>种</w:t>
       </w:r>
       <w:r>
         <w:rPr>
           <w:rStyle w:val="VerbatimChar"/>
-          <w:rFonts w:hint="eastAsia" w:ascii="Times New Roman" w:hAnsi="Times New Roman" w:eastAsia="Times New Roman" w:cs="Times New Roman"/>
+          <w:rFonts w:ascii="SimSun" w:hAnsi="SimSun" w:eastAsia="SimSun" w:cs="SimSun"/>
         </w:rPr>
         <w:t>）</w:t>
       </w:r>
       <w:r>
         <w:rPr>
-          <w:rFonts w:ascii="Times New Roman" w:hAnsi="Times New Roman" w:eastAsia="Times New Roman" w:cs="Times New Roman"/>
+          <w:rFonts w:ascii="SimSun" w:hAnsi="SimSun" w:eastAsia="SimSun" w:cs="SimSun"/>
         </w:rPr>
         <w:br/>
       </w:r>
       <w:r>
         <w:rPr>
           <w:rStyle w:val="VerbatimChar"/>
-          <w:rFonts w:hint="eastAsia" w:ascii="Times New Roman" w:hAnsi="Times New Roman" w:eastAsia="FangSong" w:cs="Times New Roman"/>
+          <w:rFonts w:ascii="SimSun" w:hAnsi="SimSun" w:eastAsia="SimSun" w:cs="SimSun"/>
         </w:rPr>
         <w:t>第四能级组</w:t>
       </w:r>
       <w:r>
         <w:rPr>
           <w:rStyle w:val="VerbatimChar"/>
-          <w:rFonts w:hint="eastAsia" w:ascii="Times New Roman" w:hAnsi="Times New Roman" w:eastAsia="Times New Roman" w:cs="Times New Roman"/>
+          <w:rFonts w:ascii="SimSun" w:hAnsi="SimSun" w:eastAsia="SimSun" w:cs="SimSun"/>
         </w:rPr>
         <w:t>：4s</w:t>
       </w:r>
       <w:r>
         <w:rPr>
           <w:rStyle w:val="VerbatimChar"/>
-          <w:rFonts w:ascii="Times New Roman" w:hAnsi="Times New Roman" w:eastAsia="Times New Roman" w:cs="Times New Roman"/>
+          <w:rFonts w:ascii="SimSun" w:hAnsi="SimSun" w:eastAsia="SimSun" w:cs="SimSun"/>
         </w:rPr>
         <w:t xml:space="preserve"> → 3d → 4p       → </w:t>
       </w:r>
       <w:r>
         <w:rPr>
           <w:rStyle w:val="VerbatimChar"/>
-          <w:rFonts w:hint="eastAsia" w:ascii="Times New Roman" w:hAnsi="Times New Roman" w:eastAsia="FangSong" w:cs="Times New Roman"/>
+          <w:rFonts w:ascii="SimSun" w:hAnsi="SimSun" w:eastAsia="SimSun" w:cs="SimSun"/>
         </w:rPr>
         <w:t>第四周期</w:t>
       </w:r>
       <w:r>
         <w:rPr>
           <w:rStyle w:val="VerbatimChar"/>
-          <w:rFonts w:hint="eastAsia" w:ascii="Times New Roman" w:hAnsi="Times New Roman" w:eastAsia="Times New Roman" w:cs="Times New Roman"/>
+          <w:rFonts w:ascii="SimSun" w:hAnsi="SimSun" w:eastAsia="SimSun" w:cs="SimSun"/>
         </w:rPr>
         <w:t>（18</w:t>
       </w:r>
       <w:r>
         <w:rPr>
           <w:rStyle w:val="VerbatimChar"/>
-          <w:rFonts w:hint="eastAsia" w:ascii="Times New Roman" w:hAnsi="Times New Roman" w:eastAsia="FangSong" w:cs="Times New Roman"/>
+          <w:rFonts w:ascii="SimSun" w:hAnsi="SimSun" w:eastAsia="SimSun" w:cs="SimSun"/>
         </w:rPr>
         <w:t>种</w:t>
       </w:r>
       <w:r>
         <w:rPr>
           <w:rStyle w:val="VerbatimChar"/>
-          <w:rFonts w:hint="eastAsia" w:ascii="Times New Roman" w:hAnsi="Times New Roman" w:eastAsia="Times New Roman" w:cs="Times New Roman"/>
+          <w:rFonts w:ascii="SimSun" w:hAnsi="SimSun" w:eastAsia="SimSun" w:cs="SimSun"/>
         </w:rPr>
         <w:t>）</w:t>
       </w:r>
       <w:r>
         <w:rPr>
-          <w:rFonts w:ascii="Times New Roman" w:hAnsi="Times New Roman" w:eastAsia="Times New Roman" w:cs="Times New Roman"/>
+          <w:rFonts w:ascii="SimSun" w:hAnsi="SimSun" w:eastAsia="SimSun" w:cs="SimSun"/>
         </w:rPr>
         <w:br/>
       </w:r>
       <w:r>
         <w:rPr>
           <w:rStyle w:val="VerbatimChar"/>
-          <w:rFonts w:hint="eastAsia" w:ascii="Times New Roman" w:hAnsi="Times New Roman" w:eastAsia="FangSong" w:cs="Times New Roman"/>
+          <w:rFonts w:ascii="SimSun" w:hAnsi="SimSun" w:eastAsia="SimSun" w:cs="SimSun"/>
         </w:rPr>
         <w:t>第五能级组</w:t>
       </w:r>
       <w:r>
         <w:rPr>
           <w:rStyle w:val="VerbatimChar"/>
-          <w:rFonts w:hint="eastAsia" w:ascii="Times New Roman" w:hAnsi="Times New Roman" w:eastAsia="Times New Roman" w:cs="Times New Roman"/>
+          <w:rFonts w:ascii="SimSun" w:hAnsi="SimSun" w:eastAsia="SimSun" w:cs="SimSun"/>
         </w:rPr>
         <w:t>：5s</w:t>
       </w:r>
       <w:r>
         <w:rPr>
           <w:rStyle w:val="VerbatimChar"/>
-          <w:rFonts w:ascii="Times New Roman" w:hAnsi="Times New Roman" w:eastAsia="Times New Roman" w:cs="Times New Roman"/>
+          <w:rFonts w:ascii="SimSun" w:hAnsi="SimSun" w:eastAsia="SimSun" w:cs="SimSun"/>
         </w:rPr>
         <w:t xml:space="preserve"> → 4d → 5p       → </w:t>
       </w:r>
       <w:r>
         <w:rPr>
           <w:rStyle w:val="VerbatimChar"/>
-          <w:rFonts w:hint="eastAsia" w:ascii="Times New Roman" w:hAnsi="Times New Roman" w:eastAsia="FangSong" w:cs="Times New Roman"/>
+          <w:rFonts w:ascii="SimSun" w:hAnsi="SimSun" w:eastAsia="SimSun" w:cs="SimSun"/>
         </w:rPr>
         <w:t>第五周期</w:t>
       </w:r>
       <w:r>
         <w:rPr>
           <w:rStyle w:val="VerbatimChar"/>
-          <w:rFonts w:hint="eastAsia" w:ascii="Times New Roman" w:hAnsi="Times New Roman" w:eastAsia="Times New Roman" w:cs="Times New Roman"/>
+          <w:rFonts w:ascii="SimSun" w:hAnsi="SimSun" w:eastAsia="SimSun" w:cs="SimSun"/>
         </w:rPr>
         <w:t>（18</w:t>
       </w:r>
       <w:r>
         <w:rPr>
           <w:rStyle w:val="VerbatimChar"/>
-          <w:rFonts w:hint="eastAsia" w:ascii="Times New Roman" w:hAnsi="Times New Roman" w:eastAsia="FangSong" w:cs="Times New Roman"/>
+          <w:rFonts w:ascii="SimSun" w:hAnsi="SimSun" w:eastAsia="SimSun" w:cs="SimSun"/>
         </w:rPr>
         <w:t>种</w:t>
       </w:r>
       <w:r>
         <w:rPr>
           <w:rStyle w:val="VerbatimChar"/>
-          <w:rFonts w:hint="eastAsia" w:ascii="Times New Roman" w:hAnsi="Times New Roman" w:eastAsia="Times New Roman" w:cs="Times New Roman"/>
+          <w:rFonts w:ascii="SimSun" w:hAnsi="SimSun" w:eastAsia="SimSun" w:cs="SimSun"/>
         </w:rPr>
         <w:t>）</w:t>
       </w:r>
       <w:r>
         <w:rPr>
-          <w:rFonts w:ascii="Times New Roman" w:hAnsi="Times New Roman" w:eastAsia="Times New Roman" w:cs="Times New Roman"/>
+          <w:rFonts w:ascii="SimSun" w:hAnsi="SimSun" w:eastAsia="SimSun" w:cs="SimSun"/>
         </w:rPr>
         <w:br/>
       </w:r>
       <w:r>
         <w:rPr>
           <w:rStyle w:val="VerbatimChar"/>
-          <w:rFonts w:hint="eastAsia" w:ascii="Times New Roman" w:hAnsi="Times New Roman" w:eastAsia="FangSong" w:cs="Times New Roman"/>
+          <w:rFonts w:ascii="SimSun" w:hAnsi="SimSun" w:eastAsia="SimSun" w:cs="SimSun"/>
         </w:rPr>
         <w:t>第六能级组</w:t>
       </w:r>
       <w:r>
         <w:rPr>
           <w:rStyle w:val="VerbatimChar"/>
-          <w:rFonts w:hint="eastAsia" w:ascii="Times New Roman" w:hAnsi="Times New Roman" w:eastAsia="Times New Roman" w:cs="Times New Roman"/>
+          <w:rFonts w:ascii="SimSun" w:hAnsi="SimSun" w:eastAsia="SimSun" w:cs="SimSun"/>
         </w:rPr>
         <w:t>：6s</w:t>
       </w:r>
       <w:r>
         <w:rPr>
           <w:rStyle w:val="VerbatimChar"/>
-          <w:rFonts w:ascii="Times New Roman" w:hAnsi="Times New Roman" w:eastAsia="Times New Roman" w:cs="Times New Roman"/>
+          <w:rFonts w:ascii="SimSun" w:hAnsi="SimSun" w:eastAsia="SimSun" w:cs="SimSun"/>
         </w:rPr>
         <w:t xml:space="preserve"> → 4f → 5d → 6p  → </w:t>
       </w:r>
       <w:r>
         <w:rPr>
           <w:rStyle w:val="VerbatimChar"/>
-          <w:rFonts w:hint="eastAsia" w:ascii="Times New Roman" w:hAnsi="Times New Roman" w:eastAsia="FangSong" w:cs="Times New Roman"/>
+          <w:rFonts w:ascii="SimSun" w:hAnsi="SimSun" w:eastAsia="SimSun" w:cs="SimSun"/>
         </w:rPr>
         <w:t>第六周期</w:t>
       </w:r>
       <w:r>
         <w:rPr>
           <w:rStyle w:val="VerbatimChar"/>
-          <w:rFonts w:hint="eastAsia" w:ascii="Times New Roman" w:hAnsi="Times New Roman" w:eastAsia="Times New Roman" w:cs="Times New Roman"/>
+          <w:rFonts w:ascii="SimSun" w:hAnsi="SimSun" w:eastAsia="SimSun" w:cs="SimSun"/>
         </w:rPr>
         <w:t>（32</w:t>
       </w:r>
       <w:r>
         <w:rPr>
           <w:rStyle w:val="VerbatimChar"/>
-          <w:rFonts w:hint="eastAsia" w:ascii="Times New Roman" w:hAnsi="Times New Roman" w:eastAsia="FangSong" w:cs="Times New Roman"/>
+          <w:rFonts w:ascii="SimSun" w:hAnsi="SimSun" w:eastAsia="SimSun" w:cs="SimSun"/>
         </w:rPr>
         <w:t>种</w:t>
       </w:r>
       <w:r>
         <w:rPr>
           <w:rStyle w:val="VerbatimChar"/>
-          <w:rFonts w:hint="eastAsia" w:ascii="Times New Roman" w:hAnsi="Times New Roman" w:eastAsia="Times New Roman" w:cs="Times New Roman"/>
+          <w:rFonts w:ascii="SimSun" w:hAnsi="SimSun" w:eastAsia="SimSun" w:cs="SimSun"/>
         </w:rPr>
         <w:t>）</w:t>
       </w:r>
       <w:r>
         <w:rPr>
-          <w:rFonts w:ascii="Times New Roman" w:hAnsi="Times New Roman" w:eastAsia="Times New Roman" w:cs="Times New Roman"/>
+          <w:rFonts w:ascii="SimSun" w:hAnsi="SimSun" w:eastAsia="SimSun" w:cs="SimSun"/>
         </w:rPr>
         <w:br/>
       </w:r>
       <w:r>
         <w:rPr>
           <w:rStyle w:val="VerbatimChar"/>
-          <w:rFonts w:hint="eastAsia" w:ascii="Times New Roman" w:hAnsi="Times New Roman" w:eastAsia="FangSong" w:cs="Times New Roman"/>
+          <w:rFonts w:ascii="SimSun" w:hAnsi="SimSun" w:eastAsia="SimSun" w:cs="SimSun"/>
         </w:rPr>
         <w:t>第七能级组</w:t>
       </w:r>
       <w:r>
         <w:rPr>
           <w:rStyle w:val="VerbatimChar"/>
-          <w:rFonts w:hint="eastAsia" w:ascii="Times New Roman" w:hAnsi="Times New Roman" w:eastAsia="Times New Roman" w:cs="Times New Roman"/>
+          <w:rFonts w:ascii="SimSun" w:hAnsi="SimSun" w:eastAsia="SimSun" w:cs="SimSun"/>
         </w:rPr>
         <w:t>：7s</w:t>
       </w:r>
       <w:r>
         <w:rPr>
           <w:rStyle w:val="VerbatimChar"/>
-          <w:rFonts w:ascii="Times New Roman" w:hAnsi="Times New Roman" w:eastAsia="Times New Roman" w:cs="Times New Roman"/>
+          <w:rFonts w:ascii="SimSun" w:hAnsi="SimSun" w:eastAsia="SimSun" w:cs="SimSun"/>
         </w:rPr>
         <w:t xml:space="preserve"> → 5f → 6d → 7p  → </w:t>
       </w:r>
       <w:r>
         <w:rPr>
           <w:rStyle w:val="VerbatimChar"/>
-          <w:rFonts w:hint="eastAsia" w:ascii="Times New Roman" w:hAnsi="Times New Roman" w:eastAsia="FangSong" w:cs="Times New Roman"/>
+          <w:rFonts w:ascii="SimSun" w:hAnsi="SimSun" w:eastAsia="SimSun" w:cs="SimSun"/>
         </w:rPr>
         <w:t>第七周期</w:t>
       </w:r>
       <w:r>
         <w:rPr>
           <w:rStyle w:val="VerbatimChar"/>
-          <w:rFonts w:hint="eastAsia" w:ascii="Times New Roman" w:hAnsi="Times New Roman" w:eastAsia="Times New Roman" w:cs="Times New Roman"/>
+          <w:rFonts w:ascii="SimSun" w:hAnsi="SimSun" w:eastAsia="SimSun" w:cs="SimSun"/>
         </w:rPr>
         <w:t>（32</w:t>
       </w:r>
       <w:r>
         <w:rPr>
           <w:rStyle w:val="VerbatimChar"/>
-          <w:rFonts w:hint="eastAsia" w:ascii="Times New Roman" w:hAnsi="Times New Roman" w:eastAsia="FangSong" w:cs="Times New Roman"/>
+          <w:rFonts w:ascii="SimSun" w:hAnsi="SimSun" w:eastAsia="SimSun" w:cs="SimSun"/>
         </w:rPr>
         <w:t>种</w:t>
       </w:r>
       <w:r>
         <w:rPr>
           <w:rStyle w:val="VerbatimChar"/>
-          <w:rFonts w:hint="eastAsia" w:ascii="Times New Roman" w:hAnsi="Times New Roman" w:eastAsia="Times New Roman" w:cs="Times New Roman"/>
+          <w:rFonts w:ascii="SimSun" w:hAnsi="SimSun" w:eastAsia="SimSun" w:cs="SimSun"/>
         </w:rPr>
         <w:t>）</w:t>
       </w:r>
@@ -47233,7 +47233,7 @@
     <ns0:name ns0:val="Verbatim Char"/>
     <ns0:basedOn ns0:val="BodyTextChar"/>
     <ns0:rPr>
-      <ns0:rFonts ns0:ascii="Times New Roman" ns0:cs="Times New Roman" ns0:eastAsia="FangSong" ns0:hAnsi="Times New Roman"/>
+      <ns0:rFonts ns0:ascii="SimSun" ns0:hAnsi="SimSun" ns0:eastAsia="SimSun" ns0:cs="SimSun"/>
       <ns0:b ns0:val="0"/>
       <ns0:sz ns0:val="20"/>
     </ns0:rPr>
@@ -47295,7 +47295,7 @@
       <w:wordWrap w:val="off"/>
     </w:pPr>
     <ns0:rPr>
-      <w:rFonts ns0:ascii="Times New Roman" ns0:hAnsi="Times New Roman" ns0:eastAsia="FangSong" ns0:cs="Times New Roman"/>
+      <w:rFonts w:ascii="SimSun" w:hAnsi="SimSun" w:eastAsia="SimSun" w:cs="SimSun"/>
     </ns0:rPr>
   </w:style>
   <w:style w:type="character" w:customStyle="1" w:styleId="KeywordTok">

--- a/06-学生侧材料/讲义/结构化学/原子结构/第八讲原子结构（三）-超级充实融合版.docx
+++ b/06-学生侧材料/讲义/结构化学/原子结构/第八讲原子结构（三）-超级充实融合版.docx
@@ -21229,391 +21229,336 @@
     </w:p>
     <w:p>
       <w:pPr>
-        <w:pStyle w:val="SourceCode"/>
-      </w:pPr>
-      <w:r>
-        <w:rPr>
-          <w:rStyle w:val="VerbatimChar"/>
-          <w:rFonts w:ascii="SimSun" w:hAnsi="SimSun" w:eastAsia="SimSun" w:cs="SimSun"/>
+        <w:pStyle w:val="BodyText"/>
+      </w:pPr>
+      <w:r>
+        <w:rPr>
+          <w:rFonts w:hint="eastAsia" w:ascii="Times New Roman" w:hAnsi="Times New Roman" w:eastAsia="FangSong" w:cs="Times New Roman"/>
         </w:rPr>
         <w:t>第一能级组</w:t>
       </w:r>
       <w:r>
         <w:rPr>
-          <w:rStyle w:val="VerbatimChar"/>
-          <w:rFonts w:ascii="SimSun" w:hAnsi="SimSun" w:eastAsia="SimSun" w:cs="SimSun"/>
+          <w:rFonts w:hint="eastAsia" w:ascii="Times New Roman" w:hAnsi="Times New Roman" w:eastAsia="Times New Roman" w:cs="Times New Roman"/>
         </w:rPr>
         <w:t>：1s</w:t>
       </w:r>
       <w:r>
         <w:rPr>
-          <w:rStyle w:val="VerbatimChar"/>
-          <w:rFonts w:ascii="SimSun" w:hAnsi="SimSun" w:eastAsia="SimSun" w:cs="SimSun"/>
-        </w:rPr>
-        <w:t xml:space="preserve">                  → </w:t>
-      </w:r>
-      <w:r>
-        <w:rPr>
-          <w:rStyle w:val="VerbatimChar"/>
-          <w:rFonts w:ascii="SimSun" w:hAnsi="SimSun" w:eastAsia="SimSun" w:cs="SimSun"/>
+          <w:rFonts w:ascii="Times New Roman" w:hAnsi="Times New Roman" w:eastAsia="Times New Roman" w:cs="Times New Roman"/>
+        </w:rPr>
+        <w:t xml:space="preserve"> → </w:t>
+      </w:r>
+      <w:r>
+        <w:rPr>
+          <w:rFonts w:hint="eastAsia" w:ascii="Times New Roman" w:hAnsi="Times New Roman" w:eastAsia="FangSong" w:cs="Times New Roman"/>
         </w:rPr>
         <w:t>第一周期</w:t>
       </w:r>
       <w:r>
         <w:rPr>
-          <w:rStyle w:val="VerbatimChar"/>
-          <w:rFonts w:ascii="SimSun" w:hAnsi="SimSun" w:eastAsia="SimSun" w:cs="SimSun"/>
+          <w:rFonts w:hint="eastAsia" w:ascii="Times New Roman" w:hAnsi="Times New Roman" w:eastAsia="Times New Roman" w:cs="Times New Roman"/>
         </w:rPr>
         <w:t>（2</w:t>
       </w:r>
       <w:r>
         <w:rPr>
-          <w:rStyle w:val="VerbatimChar"/>
-          <w:rFonts w:ascii="SimSun" w:hAnsi="SimSun" w:eastAsia="SimSun" w:cs="SimSun"/>
+          <w:rFonts w:hint="eastAsia" w:ascii="Times New Roman" w:hAnsi="Times New Roman" w:eastAsia="FangSong" w:cs="Times New Roman"/>
         </w:rPr>
         <w:t>种</w:t>
       </w:r>
       <w:r>
         <w:rPr>
-          <w:rStyle w:val="VerbatimChar"/>
-          <w:rFonts w:ascii="SimSun" w:hAnsi="SimSun" w:eastAsia="SimSun" w:cs="SimSun"/>
-        </w:rPr>
-        <w:t>）</w:t>
-      </w:r>
-      <w:r>
-        <w:rPr>
-          <w:rFonts w:ascii="SimSun" w:hAnsi="SimSun" w:eastAsia="SimSun" w:cs="SimSun"/>
-        </w:rPr>
-        <w:br/>
-      </w:r>
-      <w:r>
-        <w:rPr>
-          <w:rStyle w:val="VerbatimChar"/>
-          <w:rFonts w:ascii="SimSun" w:hAnsi="SimSun" w:eastAsia="SimSun" w:cs="SimSun"/>
-        </w:rPr>
-        <w:t>第二能级组</w:t>
-      </w:r>
-      <w:r>
-        <w:rPr>
-          <w:rStyle w:val="VerbatimChar"/>
-          <w:rFonts w:ascii="SimSun" w:hAnsi="SimSun" w:eastAsia="SimSun" w:cs="SimSun"/>
-        </w:rPr>
-        <w:t>：2s</w:t>
-      </w:r>
-      <w:r>
-        <w:rPr>
-          <w:rStyle w:val="VerbatimChar"/>
-          <w:rFonts w:ascii="SimSun" w:hAnsi="SimSun" w:eastAsia="SimSun" w:cs="SimSun"/>
-        </w:rPr>
-        <w:t xml:space="preserve"> → 2p             → </w:t>
-      </w:r>
-      <w:r>
-        <w:rPr>
-          <w:rStyle w:val="VerbatimChar"/>
-          <w:rFonts w:ascii="SimSun" w:hAnsi="SimSun" w:eastAsia="SimSun" w:cs="SimSun"/>
-        </w:rPr>
-        <w:t>第二周期</w:t>
-      </w:r>
-      <w:r>
-        <w:rPr>
-          <w:rStyle w:val="VerbatimChar"/>
-          <w:rFonts w:ascii="SimSun" w:hAnsi="SimSun" w:eastAsia="SimSun" w:cs="SimSun"/>
-        </w:rPr>
-        <w:t>（8</w:t>
-      </w:r>
-      <w:r>
-        <w:rPr>
-          <w:rStyle w:val="VerbatimChar"/>
-          <w:rFonts w:ascii="SimSun" w:hAnsi="SimSun" w:eastAsia="SimSun" w:cs="SimSun"/>
-        </w:rPr>
-        <w:t>种</w:t>
-      </w:r>
-      <w:r>
-        <w:rPr>
-          <w:rStyle w:val="VerbatimChar"/>
-          <w:rFonts w:ascii="SimSun" w:hAnsi="SimSun" w:eastAsia="SimSun" w:cs="SimSun"/>
-        </w:rPr>
-        <w:t>）</w:t>
-      </w:r>
-      <w:r>
-        <w:rPr>
-          <w:rFonts w:ascii="SimSun" w:hAnsi="SimSun" w:eastAsia="SimSun" w:cs="SimSun"/>
-        </w:rPr>
-        <w:br/>
-      </w:r>
-      <w:r>
-        <w:rPr>
-          <w:rStyle w:val="VerbatimChar"/>
-          <w:rFonts w:ascii="SimSun" w:hAnsi="SimSun" w:eastAsia="SimSun" w:cs="SimSun"/>
-        </w:rPr>
-        <w:t>第三能级组</w:t>
-      </w:r>
-      <w:r>
-        <w:rPr>
-          <w:rStyle w:val="VerbatimChar"/>
-          <w:rFonts w:ascii="SimSun" w:hAnsi="SimSun" w:eastAsia="SimSun" w:cs="SimSun"/>
-        </w:rPr>
-        <w:t>：3s</w:t>
-      </w:r>
-      <w:r>
-        <w:rPr>
-          <w:rStyle w:val="VerbatimChar"/>
-          <w:rFonts w:ascii="SimSun" w:hAnsi="SimSun" w:eastAsia="SimSun" w:cs="SimSun"/>
-        </w:rPr>
-        <w:t xml:space="preserve"> → 3p             → </w:t>
-      </w:r>
-      <w:r>
-        <w:rPr>
-          <w:rStyle w:val="VerbatimChar"/>
-          <w:rFonts w:ascii="SimSun" w:hAnsi="SimSun" w:eastAsia="SimSun" w:cs="SimSun"/>
-        </w:rPr>
-        <w:t>第三周期</w:t>
-      </w:r>
-      <w:r>
-        <w:rPr>
-          <w:rStyle w:val="VerbatimChar"/>
-          <w:rFonts w:ascii="SimSun" w:hAnsi="SimSun" w:eastAsia="SimSun" w:cs="SimSun"/>
-        </w:rPr>
-        <w:t>（8</w:t>
-      </w:r>
-      <w:r>
-        <w:rPr>
-          <w:rStyle w:val="VerbatimChar"/>
-          <w:rFonts w:ascii="SimSun" w:hAnsi="SimSun" w:eastAsia="SimSun" w:cs="SimSun"/>
-        </w:rPr>
-        <w:t>种</w:t>
-      </w:r>
-      <w:r>
-        <w:rPr>
-          <w:rStyle w:val="VerbatimChar"/>
-          <w:rFonts w:ascii="SimSun" w:hAnsi="SimSun" w:eastAsia="SimSun" w:cs="SimSun"/>
-        </w:rPr>
-        <w:t>）</w:t>
-      </w:r>
-      <w:r>
-        <w:rPr>
-          <w:rFonts w:ascii="SimSun" w:hAnsi="SimSun" w:eastAsia="SimSun" w:cs="SimSun"/>
-        </w:rPr>
-        <w:br/>
-      </w:r>
-      <w:r>
-        <w:rPr>
-          <w:rStyle w:val="VerbatimChar"/>
-          <w:rFonts w:ascii="SimSun" w:hAnsi="SimSun" w:eastAsia="SimSun" w:cs="SimSun"/>
-        </w:rPr>
-        <w:t>第四能级组</w:t>
-      </w:r>
-      <w:r>
-        <w:rPr>
-          <w:rStyle w:val="VerbatimChar"/>
-          <w:rFonts w:ascii="SimSun" w:hAnsi="SimSun" w:eastAsia="SimSun" w:cs="SimSun"/>
-        </w:rPr>
-        <w:t>：4s</w:t>
-      </w:r>
-      <w:r>
-        <w:rPr>
-          <w:rStyle w:val="VerbatimChar"/>
-          <w:rFonts w:ascii="SimSun" w:hAnsi="SimSun" w:eastAsia="SimSun" w:cs="SimSun"/>
-        </w:rPr>
-        <w:t xml:space="preserve"> → 3d → 4p       → </w:t>
-      </w:r>
-      <w:r>
-        <w:rPr>
-          <w:rStyle w:val="VerbatimChar"/>
-          <w:rFonts w:ascii="SimSun" w:hAnsi="SimSun" w:eastAsia="SimSun" w:cs="SimSun"/>
-        </w:rPr>
-        <w:t>第四周期</w:t>
-      </w:r>
-      <w:r>
-        <w:rPr>
-          <w:rStyle w:val="VerbatimChar"/>
-          <w:rFonts w:ascii="SimSun" w:hAnsi="SimSun" w:eastAsia="SimSun" w:cs="SimSun"/>
-        </w:rPr>
-        <w:t>（18</w:t>
-      </w:r>
-      <w:r>
-        <w:rPr>
-          <w:rStyle w:val="VerbatimChar"/>
-          <w:rFonts w:ascii="SimSun" w:hAnsi="SimSun" w:eastAsia="SimSun" w:cs="SimSun"/>
-        </w:rPr>
-        <w:t>种</w:t>
-      </w:r>
-      <w:r>
-        <w:rPr>
-          <w:rStyle w:val="VerbatimChar"/>
-          <w:rFonts w:ascii="SimSun" w:hAnsi="SimSun" w:eastAsia="SimSun" w:cs="SimSun"/>
-        </w:rPr>
-        <w:t>）</w:t>
-      </w:r>
-      <w:r>
-        <w:rPr>
-          <w:rFonts w:ascii="SimSun" w:hAnsi="SimSun" w:eastAsia="SimSun" w:cs="SimSun"/>
-        </w:rPr>
-        <w:br/>
-      </w:r>
-      <w:r>
-        <w:rPr>
-          <w:rStyle w:val="VerbatimChar"/>
-          <w:rFonts w:ascii="SimSun" w:hAnsi="SimSun" w:eastAsia="SimSun" w:cs="SimSun"/>
-        </w:rPr>
-        <w:t>第五能级组</w:t>
-      </w:r>
-      <w:r>
-        <w:rPr>
-          <w:rStyle w:val="VerbatimChar"/>
-          <w:rFonts w:ascii="SimSun" w:hAnsi="SimSun" w:eastAsia="SimSun" w:cs="SimSun"/>
-        </w:rPr>
-        <w:t>：5s</w:t>
-      </w:r>
-      <w:r>
-        <w:rPr>
-          <w:rStyle w:val="VerbatimChar"/>
-          <w:rFonts w:ascii="SimSun" w:hAnsi="SimSun" w:eastAsia="SimSun" w:cs="SimSun"/>
-        </w:rPr>
-        <w:t xml:space="preserve"> → 4d → 5p       → </w:t>
-      </w:r>
-      <w:r>
-        <w:rPr>
-          <w:rStyle w:val="VerbatimChar"/>
-          <w:rFonts w:ascii="SimSun" w:hAnsi="SimSun" w:eastAsia="SimSun" w:cs="SimSun"/>
-        </w:rPr>
-        <w:t>第五周期</w:t>
-      </w:r>
-      <w:r>
-        <w:rPr>
-          <w:rStyle w:val="VerbatimChar"/>
-          <w:rFonts w:ascii="SimSun" w:hAnsi="SimSun" w:eastAsia="SimSun" w:cs="SimSun"/>
-        </w:rPr>
-        <w:t>（18</w:t>
-      </w:r>
-      <w:r>
-        <w:rPr>
-          <w:rStyle w:val="VerbatimChar"/>
-          <w:rFonts w:ascii="SimSun" w:hAnsi="SimSun" w:eastAsia="SimSun" w:cs="SimSun"/>
-        </w:rPr>
-        <w:t>种</w:t>
-      </w:r>
-      <w:r>
-        <w:rPr>
-          <w:rStyle w:val="VerbatimChar"/>
-          <w:rFonts w:ascii="SimSun" w:hAnsi="SimSun" w:eastAsia="SimSun" w:cs="SimSun"/>
-        </w:rPr>
-        <w:t>）</w:t>
-      </w:r>
-      <w:r>
-        <w:rPr>
-          <w:rFonts w:ascii="SimSun" w:hAnsi="SimSun" w:eastAsia="SimSun" w:cs="SimSun"/>
-        </w:rPr>
-        <w:br/>
-      </w:r>
-      <w:r>
-        <w:rPr>
-          <w:rStyle w:val="VerbatimChar"/>
-          <w:rFonts w:ascii="SimSun" w:hAnsi="SimSun" w:eastAsia="SimSun" w:cs="SimSun"/>
-        </w:rPr>
-        <w:t>第六能级组</w:t>
-      </w:r>
-      <w:r>
-        <w:rPr>
-          <w:rStyle w:val="VerbatimChar"/>
-          <w:rFonts w:ascii="SimSun" w:hAnsi="SimSun" w:eastAsia="SimSun" w:cs="SimSun"/>
-        </w:rPr>
-        <w:t>：6s</w:t>
-      </w:r>
-      <w:r>
-        <w:rPr>
-          <w:rStyle w:val="VerbatimChar"/>
-          <w:rFonts w:ascii="SimSun" w:hAnsi="SimSun" w:eastAsia="SimSun" w:cs="SimSun"/>
-        </w:rPr>
-        <w:t xml:space="preserve"> → 4f → 5d → 6p  → </w:t>
-      </w:r>
-      <w:r>
-        <w:rPr>
-          <w:rStyle w:val="VerbatimChar"/>
-          <w:rFonts w:ascii="SimSun" w:hAnsi="SimSun" w:eastAsia="SimSun" w:cs="SimSun"/>
-        </w:rPr>
-        <w:t>第六周期</w:t>
-      </w:r>
-      <w:r>
-        <w:rPr>
-          <w:rStyle w:val="VerbatimChar"/>
-          <w:rFonts w:ascii="SimSun" w:hAnsi="SimSun" w:eastAsia="SimSun" w:cs="SimSun"/>
-        </w:rPr>
-        <w:t>（32</w:t>
-      </w:r>
-      <w:r>
-        <w:rPr>
-          <w:rStyle w:val="VerbatimChar"/>
-          <w:rFonts w:ascii="SimSun" w:hAnsi="SimSun" w:eastAsia="SimSun" w:cs="SimSun"/>
-        </w:rPr>
-        <w:t>种</w:t>
-      </w:r>
-      <w:r>
-        <w:rPr>
-          <w:rStyle w:val="VerbatimChar"/>
-          <w:rFonts w:ascii="SimSun" w:hAnsi="SimSun" w:eastAsia="SimSun" w:cs="SimSun"/>
-        </w:rPr>
-        <w:t>）</w:t>
-      </w:r>
-      <w:r>
-        <w:rPr>
-          <w:rFonts w:ascii="SimSun" w:hAnsi="SimSun" w:eastAsia="SimSun" w:cs="SimSun"/>
-        </w:rPr>
-        <w:br/>
-      </w:r>
-      <w:r>
-        <w:rPr>
-          <w:rStyle w:val="VerbatimChar"/>
-          <w:rFonts w:ascii="SimSun" w:hAnsi="SimSun" w:eastAsia="SimSun" w:cs="SimSun"/>
-        </w:rPr>
-        <w:t>第七能级组</w:t>
-      </w:r>
-      <w:r>
-        <w:rPr>
-          <w:rStyle w:val="VerbatimChar"/>
-          <w:rFonts w:ascii="SimSun" w:hAnsi="SimSun" w:eastAsia="SimSun" w:cs="SimSun"/>
-        </w:rPr>
-        <w:t>：7s</w:t>
-      </w:r>
-      <w:r>
-        <w:rPr>
-          <w:rStyle w:val="VerbatimChar"/>
-          <w:rFonts w:ascii="SimSun" w:hAnsi="SimSun" w:eastAsia="SimSun" w:cs="SimSun"/>
-        </w:rPr>
-        <w:t xml:space="preserve"> → 5f → 6d → 7p  → </w:t>
-      </w:r>
-      <w:r>
-        <w:rPr>
-          <w:rStyle w:val="VerbatimChar"/>
-          <w:rFonts w:ascii="SimSun" w:hAnsi="SimSun" w:eastAsia="SimSun" w:cs="SimSun"/>
-        </w:rPr>
-        <w:t>第七周期</w:t>
-      </w:r>
-      <w:r>
-        <w:rPr>
-          <w:rStyle w:val="VerbatimChar"/>
-          <w:rFonts w:ascii="SimSun" w:hAnsi="SimSun" w:eastAsia="SimSun" w:cs="SimSun"/>
-        </w:rPr>
-        <w:t>（32</w:t>
-      </w:r>
-      <w:r>
-        <w:rPr>
-          <w:rStyle w:val="VerbatimChar"/>
-          <w:rFonts w:ascii="SimSun" w:hAnsi="SimSun" w:eastAsia="SimSun" w:cs="SimSun"/>
-        </w:rPr>
-        <w:t>种</w:t>
-      </w:r>
-      <w:r>
-        <w:rPr>
-          <w:rStyle w:val="VerbatimChar"/>
-          <w:rFonts w:ascii="SimSun" w:hAnsi="SimSun" w:eastAsia="SimSun" w:cs="SimSun"/>
+          <w:rFonts w:hint="eastAsia" w:ascii="Times New Roman" w:hAnsi="Times New Roman" w:eastAsia="Times New Roman" w:cs="Times New Roman"/>
         </w:rPr>
         <w:t>）</w:t>
       </w:r>
     </w:p>
     <w:p>
       <w:pPr>
-        <w:pStyle w:val="FirstParagraph"/>
+        <w:pStyle w:val="BodyText"/>
+      </w:pPr>
+      <w:r>
+        <w:rPr>
+          <w:rFonts w:hint="eastAsia" w:ascii="Times New Roman" w:hAnsi="Times New Roman" w:eastAsia="FangSong" w:cs="Times New Roman"/>
+        </w:rPr>
+        <w:t>第二能级组</w:t>
+      </w:r>
+      <w:r>
+        <w:rPr>
+          <w:rFonts w:hint="eastAsia" w:ascii="Times New Roman" w:hAnsi="Times New Roman" w:eastAsia="Times New Roman" w:cs="Times New Roman"/>
+        </w:rPr>
+        <w:t>：2s</w:t>
+      </w:r>
+      <w:r>
+        <w:rPr>
+          <w:rFonts w:ascii="Times New Roman" w:hAnsi="Times New Roman" w:eastAsia="Times New Roman" w:cs="Times New Roman"/>
+        </w:rPr>
+        <w:t xml:space="preserve"> → 2p → </w:t>
+      </w:r>
+      <w:r>
+        <w:rPr>
+          <w:rFonts w:hint="eastAsia" w:ascii="Times New Roman" w:hAnsi="Times New Roman" w:eastAsia="FangSong" w:cs="Times New Roman"/>
+        </w:rPr>
+        <w:t>第二周期</w:t>
+      </w:r>
+      <w:r>
+        <w:rPr>
+          <w:rFonts w:hint="eastAsia" w:ascii="Times New Roman" w:hAnsi="Times New Roman" w:eastAsia="Times New Roman" w:cs="Times New Roman"/>
+        </w:rPr>
+        <w:t>（8</w:t>
+      </w:r>
+      <w:r>
+        <w:rPr>
+          <w:rFonts w:hint="eastAsia" w:ascii="Times New Roman" w:hAnsi="Times New Roman" w:eastAsia="FangSong" w:cs="Times New Roman"/>
+        </w:rPr>
+        <w:t>种</w:t>
+      </w:r>
+      <w:r>
+        <w:rPr>
+          <w:rFonts w:hint="eastAsia" w:ascii="Times New Roman" w:hAnsi="Times New Roman" w:eastAsia="Times New Roman" w:cs="Times New Roman"/>
+        </w:rPr>
+        <w:t>）</w:t>
+      </w:r>
+    </w:p>
+    <w:p>
+      <w:pPr>
+        <w:pStyle w:val="BodyText"/>
+      </w:pPr>
+      <w:r>
+        <w:rPr>
+          <w:rFonts w:hint="eastAsia" w:ascii="Times New Roman" w:hAnsi="Times New Roman" w:eastAsia="FangSong" w:cs="Times New Roman"/>
+        </w:rPr>
+        <w:t>第三能级组</w:t>
+      </w:r>
+      <w:r>
+        <w:rPr>
+          <w:rFonts w:hint="eastAsia" w:ascii="Times New Roman" w:hAnsi="Times New Roman" w:eastAsia="Times New Roman" w:cs="Times New Roman"/>
+        </w:rPr>
+        <w:t>：3s</w:t>
+      </w:r>
+      <w:r>
+        <w:rPr>
+          <w:rFonts w:ascii="Times New Roman" w:hAnsi="Times New Roman" w:eastAsia="Times New Roman" w:cs="Times New Roman"/>
+        </w:rPr>
+        <w:t xml:space="preserve"> → 3p → </w:t>
+      </w:r>
+      <w:r>
+        <w:rPr>
+          <w:rFonts w:hint="eastAsia" w:ascii="Times New Roman" w:hAnsi="Times New Roman" w:eastAsia="FangSong" w:cs="Times New Roman"/>
+        </w:rPr>
+        <w:t>第三周期</w:t>
+      </w:r>
+      <w:r>
+        <w:rPr>
+          <w:rFonts w:hint="eastAsia" w:ascii="Times New Roman" w:hAnsi="Times New Roman" w:eastAsia="Times New Roman" w:cs="Times New Roman"/>
+        </w:rPr>
+        <w:t>（8</w:t>
+      </w:r>
+      <w:r>
+        <w:rPr>
+          <w:rFonts w:hint="eastAsia" w:ascii="Times New Roman" w:hAnsi="Times New Roman" w:eastAsia="FangSong" w:cs="Times New Roman"/>
+        </w:rPr>
+        <w:t>种</w:t>
+      </w:r>
+      <w:r>
+        <w:rPr>
+          <w:rFonts w:hint="eastAsia" w:ascii="Times New Roman" w:hAnsi="Times New Roman" w:eastAsia="Times New Roman" w:cs="Times New Roman"/>
+        </w:rPr>
+        <w:t>）</w:t>
+      </w:r>
+    </w:p>
+    <w:p>
+      <w:pPr>
+        <w:pStyle w:val="BodyText"/>
+      </w:pPr>
+      <w:r>
+        <w:rPr>
+          <w:rFonts w:hint="eastAsia" w:ascii="Times New Roman" w:hAnsi="Times New Roman" w:eastAsia="FangSong" w:cs="Times New Roman"/>
+        </w:rPr>
+        <w:t>第四能级组</w:t>
+      </w:r>
+      <w:r>
+        <w:rPr>
+          <w:rFonts w:hint="eastAsia" w:ascii="Times New Roman" w:hAnsi="Times New Roman" w:eastAsia="Times New Roman" w:cs="Times New Roman"/>
+        </w:rPr>
+        <w:t>：4s</w:t>
+      </w:r>
+      <w:r>
+        <w:rPr>
+          <w:rFonts w:ascii="Times New Roman" w:hAnsi="Times New Roman" w:eastAsia="Times New Roman" w:cs="Times New Roman"/>
+        </w:rPr>
+        <w:t xml:space="preserve"> → 3d → 4p → </w:t>
+      </w:r>
+      <w:r>
+        <w:rPr>
+          <w:rFonts w:hint="eastAsia" w:ascii="Times New Roman" w:hAnsi="Times New Roman" w:eastAsia="FangSong" w:cs="Times New Roman"/>
+        </w:rPr>
+        <w:t>第四周期</w:t>
+      </w:r>
+      <w:r>
+        <w:rPr>
+          <w:rFonts w:hint="eastAsia" w:ascii="Times New Roman" w:hAnsi="Times New Roman" w:eastAsia="Times New Roman" w:cs="Times New Roman"/>
+        </w:rPr>
+        <w:t>（18</w:t>
+      </w:r>
+      <w:r>
+        <w:rPr>
+          <w:rFonts w:hint="eastAsia" w:ascii="Times New Roman" w:hAnsi="Times New Roman" w:eastAsia="FangSong" w:cs="Times New Roman"/>
+        </w:rPr>
+        <w:t>种</w:t>
+      </w:r>
+      <w:r>
+        <w:rPr>
+          <w:rFonts w:hint="eastAsia" w:ascii="Times New Roman" w:hAnsi="Times New Roman" w:eastAsia="Times New Roman" w:cs="Times New Roman"/>
+        </w:rPr>
+        <w:t>）</w:t>
+      </w:r>
+    </w:p>
+    <w:p>
+      <w:pPr>
+        <w:pStyle w:val="BodyText"/>
+      </w:pPr>
+      <w:r>
+        <w:rPr>
+          <w:rFonts w:hint="eastAsia" w:ascii="Times New Roman" w:hAnsi="Times New Roman" w:eastAsia="FangSong" w:cs="Times New Roman"/>
+        </w:rPr>
+        <w:t>第五能级组</w:t>
+      </w:r>
+      <w:r>
+        <w:rPr>
+          <w:rFonts w:hint="eastAsia" w:ascii="Times New Roman" w:hAnsi="Times New Roman" w:eastAsia="Times New Roman" w:cs="Times New Roman"/>
+        </w:rPr>
+        <w:t>：5s</w:t>
+      </w:r>
+      <w:r>
+        <w:rPr>
+          <w:rFonts w:ascii="Times New Roman" w:hAnsi="Times New Roman" w:eastAsia="Times New Roman" w:cs="Times New Roman"/>
+        </w:rPr>
+        <w:t xml:space="preserve"> → 4d → 5p → </w:t>
+      </w:r>
+      <w:r>
+        <w:rPr>
+          <w:rFonts w:hint="eastAsia" w:ascii="Times New Roman" w:hAnsi="Times New Roman" w:eastAsia="FangSong" w:cs="Times New Roman"/>
+        </w:rPr>
+        <w:t>第五周期</w:t>
+      </w:r>
+      <w:r>
+        <w:rPr>
+          <w:rFonts w:hint="eastAsia" w:ascii="Times New Roman" w:hAnsi="Times New Roman" w:eastAsia="Times New Roman" w:cs="Times New Roman"/>
+        </w:rPr>
+        <w:t>（18</w:t>
+      </w:r>
+      <w:r>
+        <w:rPr>
+          <w:rFonts w:hint="eastAsia" w:ascii="Times New Roman" w:hAnsi="Times New Roman" w:eastAsia="FangSong" w:cs="Times New Roman"/>
+        </w:rPr>
+        <w:t>种</w:t>
+      </w:r>
+      <w:r>
+        <w:rPr>
+          <w:rFonts w:hint="eastAsia" w:ascii="Times New Roman" w:hAnsi="Times New Roman" w:eastAsia="Times New Roman" w:cs="Times New Roman"/>
+        </w:rPr>
+        <w:t>）</w:t>
+      </w:r>
+    </w:p>
+    <w:p>
+      <w:pPr>
+        <w:pStyle w:val="BodyText"/>
+      </w:pPr>
+      <w:r>
+        <w:rPr>
+          <w:rFonts w:hint="eastAsia" w:ascii="Times New Roman" w:hAnsi="Times New Roman" w:eastAsia="FangSong" w:cs="Times New Roman"/>
+        </w:rPr>
+        <w:t>第六能级组</w:t>
+      </w:r>
+      <w:r>
+        <w:rPr>
+          <w:rFonts w:hint="eastAsia" w:ascii="Times New Roman" w:hAnsi="Times New Roman" w:eastAsia="Times New Roman" w:cs="Times New Roman"/>
+        </w:rPr>
+        <w:t>：6s</w:t>
+      </w:r>
+      <w:r>
+        <w:rPr>
+          <w:rFonts w:ascii="Times New Roman" w:hAnsi="Times New Roman" w:eastAsia="Times New Roman" w:cs="Times New Roman"/>
+        </w:rPr>
+        <w:t xml:space="preserve"> → 4f → 5d → 6p → </w:t>
+      </w:r>
+      <w:r>
+        <w:rPr>
+          <w:rFonts w:hint="eastAsia" w:ascii="Times New Roman" w:hAnsi="Times New Roman" w:eastAsia="FangSong" w:cs="Times New Roman"/>
+        </w:rPr>
+        <w:t>第六周期</w:t>
+      </w:r>
+      <w:r>
+        <w:rPr>
+          <w:rFonts w:hint="eastAsia" w:ascii="Times New Roman" w:hAnsi="Times New Roman" w:eastAsia="Times New Roman" w:cs="Times New Roman"/>
+        </w:rPr>
+        <w:t>（32</w:t>
+      </w:r>
+      <w:r>
+        <w:rPr>
+          <w:rFonts w:hint="eastAsia" w:ascii="Times New Roman" w:hAnsi="Times New Roman" w:eastAsia="FangSong" w:cs="Times New Roman"/>
+        </w:rPr>
+        <w:t>种</w:t>
+      </w:r>
+      <w:r>
+        <w:rPr>
+          <w:rFonts w:hint="eastAsia" w:ascii="Times New Roman" w:hAnsi="Times New Roman" w:eastAsia="Times New Roman" w:cs="Times New Roman"/>
+        </w:rPr>
+        <w:t>）</w:t>
+      </w:r>
+    </w:p>
+    <w:p>
+      <w:pPr>
+        <w:pStyle w:val="BodyText"/>
+      </w:pPr>
+      <w:r>
+        <w:rPr>
+          <w:rFonts w:hint="eastAsia" w:ascii="Times New Roman" w:hAnsi="Times New Roman" w:eastAsia="FangSong" w:cs="Times New Roman"/>
+        </w:rPr>
+        <w:t>第七能级组</w:t>
+      </w:r>
+      <w:r>
+        <w:rPr>
+          <w:rFonts w:hint="eastAsia" w:ascii="Times New Roman" w:hAnsi="Times New Roman" w:eastAsia="Times New Roman" w:cs="Times New Roman"/>
+        </w:rPr>
+        <w:t>：7s</w:t>
+      </w:r>
+      <w:r>
+        <w:rPr>
+          <w:rFonts w:ascii="Times New Roman" w:hAnsi="Times New Roman" w:eastAsia="Times New Roman" w:cs="Times New Roman"/>
+        </w:rPr>
+        <w:t xml:space="preserve"> → 5f → 6d → 7p → </w:t>
+      </w:r>
+      <w:r>
+        <w:rPr>
+          <w:rFonts w:hint="eastAsia" w:ascii="Times New Roman" w:hAnsi="Times New Roman" w:eastAsia="FangSong" w:cs="Times New Roman"/>
+        </w:rPr>
+        <w:t>第七周期</w:t>
+      </w:r>
+      <w:r>
+        <w:rPr>
+          <w:rFonts w:hint="eastAsia" w:ascii="Times New Roman" w:hAnsi="Times New Roman" w:eastAsia="Times New Roman" w:cs="Times New Roman"/>
+        </w:rPr>
+        <w:t>（32</w:t>
+      </w:r>
+      <w:r>
+        <w:rPr>
+          <w:rFonts w:hint="eastAsia" w:ascii="Times New Roman" w:hAnsi="Times New Roman" w:eastAsia="FangSong" w:cs="Times New Roman"/>
+        </w:rPr>
+        <w:t>种</w:t>
+      </w:r>
+      <w:r>
+        <w:rPr>
+          <w:rFonts w:hint="eastAsia" w:ascii="Times New Roman" w:hAnsi="Times New Roman" w:eastAsia="Times New Roman" w:cs="Times New Roman"/>
+        </w:rPr>
+        <w:t>）</w:t>
+      </w:r>
+    </w:p>
+    <w:p>
+      <w:pPr>
+        <w:pStyle w:val="BodyText"/>
       </w:pPr>
       <w:r>
         <w:rPr>
@@ -47233,7 +47178,7 @@
     <ns0:name ns0:val="Verbatim Char"/>
     <ns0:basedOn ns0:val="BodyTextChar"/>
     <ns0:rPr>
-      <ns0:rFonts ns0:ascii="SimSun" ns0:hAnsi="SimSun" ns0:eastAsia="SimSun" ns0:cs="SimSun"/>
+      <ns0:rFonts ns0:ascii="SimSun" ns0:cs="SimSun" ns0:eastAsia="SimSun" ns0:hAnsi="SimSun"/>
       <ns0:b ns0:val="0"/>
       <ns0:sz ns0:val="20"/>
     </ns0:rPr>
@@ -47295,7 +47240,7 @@
       <w:wordWrap w:val="off"/>
     </w:pPr>
     <ns0:rPr>
-      <w:rFonts w:ascii="SimSun" w:hAnsi="SimSun" w:eastAsia="SimSun" w:cs="SimSun"/>
+      <w:rFonts ns0:ascii="SimSun" ns0:hAnsi="SimSun" ns0:eastAsia="SimSun" ns0:cs="SimSun"/>
     </ns0:rPr>
   </w:style>
   <w:style w:type="character" w:customStyle="1" w:styleId="KeywordTok">
